--- a/02_ANALISIS/06_ESPECIFICACION_DE_CASOS_DE_USO.docx
+++ b/02_ANALISIS/06_ESPECIFICACION_DE_CASOS_DE_USO.docx
@@ -5411,21 +5411,44 @@
           <w:p>
             <w:r>
               <w:rPr>
-                <w:b/>
-                <w:bCs/>
-                <w:sz w:val="17"/>
-                <w:szCs w:val="17"/>
-              </w:rPr>
-              <w:t xml:space="preserve">Sin pantalla</w:t>
-            </w:r>
-            <w:r>
-              <w:rPr>
-                <w:sz w:val="17"/>
-                <w:szCs w:val="17"/>
-              </w:rPr>
-              <w:t xml:space="preserve"> en el frontend (BUG</w:t>
+                <w:sz w:val="17"/>
+                <w:szCs w:val="17"/>
+              </w:rPr>
+              <w:t xml:space="preserve">Pantalla </w:t>
+            </w:r>
+            <w:r>
+              <w:rPr>
+                <w:rFonts w:ascii="Consolas" w:cs="Consolas" w:eastAsia="Consolas" w:hAnsi="Consolas"/>
+                <w:sz w:val="16"/>
+                <w:szCs w:val="16"/>
+                <w:shd w:fill="F1F5F9" w:color="auto" w:val="clear"/>
+              </w:rPr>
+              <w:t xml:space="preserve">frontend/mi-cuenta.html</w:t>
+            </w:r>
+            <w:r>
+              <w:rPr>
+                <w:sz w:val="17"/>
+                <w:szCs w:val="17"/>
+              </w:rPr>
+              <w:t xml:space="preserve"> desde el 2026-10-16 (BUG</w:t>
               <w:noBreakHyphen/>
-              <w:t xml:space="preserve">004); solo API.</w:t>
+              <w:t xml:space="preserve">004 corregido); el administrador resuelve las solicitudes en </w:t>
+            </w:r>
+            <w:r>
+              <w:rPr>
+                <w:rFonts w:ascii="Consolas" w:cs="Consolas" w:eastAsia="Consolas" w:hAnsi="Consolas"/>
+                <w:sz w:val="16"/>
+                <w:szCs w:val="16"/>
+                <w:shd w:fill="F1F5F9" w:color="auto" w:val="clear"/>
+              </w:rPr>
+              <w:t xml:space="preserve">admin-contacto.html</w:t>
+            </w:r>
+            <w:r>
+              <w:rPr>
+                <w:sz w:val="17"/>
+                <w:szCs w:val="17"/>
+              </w:rPr>
+              <w:t xml:space="preserve">, pestaña "Datos de cuenta".</w:t>
             </w:r>
           </w:p>
         </w:tc>
@@ -16687,7 +16710,7 @@
         </w:numPr>
         <w:spacing w:after="40"/>
       </w:pPr>
-      <w:hyperlink w:history="1" r:id="rId4rcmceciep1nosvtm-tr0">
+      <w:hyperlink w:history="1" r:id="rId4ktrgqb-wban9h6uqnwho">
         <w:r>
           <w:rPr>
             <w:color w:val="1D4ED8"/>
@@ -16699,7 +16722,7 @@
       <w:r>
         <w:t xml:space="preserve">, </w:t>
       </w:r>
-      <w:hyperlink w:history="1" r:id="rIdz2rzwge6ft2hwd1p1lt_-">
+      <w:hyperlink w:history="1" r:id="rIdgpnl34e3thslk136g4yyo">
         <w:r>
           <w:rPr>
             <w:color w:val="1D4ED8"/>
@@ -16718,7 +16741,7 @@
         </w:numPr>
         <w:spacing w:after="40"/>
       </w:pPr>
-      <w:hyperlink w:history="1" r:id="rIdxsiq6kjb75qyslb6ypj_h">
+      <w:hyperlink w:history="1" r:id="rId7xc1kqfpxflqpfdj_efda">
         <w:r>
           <w:rPr>
             <w:color w:val="1D4ED8"/>
@@ -16737,7 +16760,7 @@
         </w:numPr>
         <w:spacing w:after="40"/>
       </w:pPr>
-      <w:hyperlink w:history="1" r:id="rIdi3hcdjyzy-f3nno9lmjh8">
+      <w:hyperlink w:history="1" r:id="rIdiacvtmuawm4lndybyigxr">
         <w:r>
           <w:rPr>
             <w:color w:val="1D4ED8"/>
